--- a/zht/docx/04.09.content.docx
+++ b/zht/docx/04.09.content.docx
@@ -1313,6 +1313,13 @@
       </w:r>
       <w:r>
         <w:rPr>
+          <w:i/>
+          <w:lang w:val="zh_TW" w:bidi="zh_TW"/>
+        </w:rPr>
+        <w:t>[image: 蛇]</w:t>
+      </w:r>
+      <w:r>
+        <w:rPr>
           <w:lang w:val="zh_TW" w:bidi="zh_TW"/>
         </w:rPr>
         <w:t>蛇 (© Doron Horovitz, Israel Government Press Office (IGPO))</w:t>
@@ -1337,10 +1344,180 @@
       </w:r>
     </w:p>
     <w:p>
+      <w:pPr/>
+      <w:r>
+        <w:rPr>
+          <w:lang w:val="zh_TW" w:bidi="zh_TW"/>
+        </w:rPr>
+      </w:r>
+      <w:r>
+        <w:rPr>
+          <w:lang w:val="zh_TW" w:bidi="zh_TW"/>
+        </w:rPr>
+        <w:t>這裡的希伯來文和希臘文是通稱，包含所有蛇類。在</w:t>
+      </w:r>
+      <w:hyperlink r:id="rId35">
+        <w:r>
+          <w:rPr>
+            <w:lang w:val="zh_TW" w:bidi="zh_TW"/>
+          </w:rPr>
+          <w:rPr>
+            <w:color w:val="0000EE"/>
+            <w:u w:val="single"/>
+          </w:rPr>
+          <w:t>ISA 27:1</w:t>
+        </w:r>
+      </w:hyperlink>
+      <w:r>
+        <w:rPr>
+          <w:lang w:val="zh_TW" w:bidi="zh_TW"/>
+        </w:rPr>
+        <w:t xml:space="preserve"> ，有些學者把</w:t>
+      </w:r>
+      <w:r>
+        <w:rPr>
+          <w:i/>
+          <w:lang w:val="zh_TW" w:bidi="zh_TW"/>
+        </w:rPr>
+        <w:t>nachash</w:t>
+      </w:r>
+      <w:r>
+        <w:rPr>
+          <w:lang w:val="zh_TW" w:bidi="zh_TW"/>
+        </w:rPr>
+        <w:t xml:space="preserve"> 解釋為「爬行動物」或「龍」，而不是「蛇」。</w:t>
+      </w:r>
+      <w:r>
+        <w:rPr>
+          <w:lang w:val="zh_TW" w:bidi="zh_TW"/>
+        </w:rPr>
+        <w:t>NAB</w:t>
+      </w:r>
+      <w:r>
+        <w:rPr>
+          <w:lang w:val="zh_TW" w:bidi="zh_TW"/>
+        </w:rPr>
+        <w:t xml:space="preserve"> 在</w:t>
+      </w:r>
+      <w:hyperlink r:id="rId38">
+        <w:r>
+          <w:rPr>
+            <w:lang w:val="zh_TW" w:bidi="zh_TW"/>
+          </w:rPr>
+          <w:rPr>
+            <w:color w:val="0000EE"/>
+            <w:u w:val="single"/>
+          </w:rPr>
+          <w:t>JER 46:22</w:t>
+        </w:r>
+      </w:hyperlink>
+      <w:r>
+        <w:rPr>
+          <w:lang w:val="zh_TW" w:bidi="zh_TW"/>
+        </w:rPr>
+        <w:t xml:space="preserve"> 也作此解釋。</w:t>
+      </w:r>
+    </w:p>
+    <w:p>
+      <w:pPr/>
+      <w:r>
+        <w:rPr>
+          <w:lang w:val="zh_TW" w:bidi="zh_TW"/>
+        </w:rPr>
+      </w:r>
+      <w:r>
+        <w:rPr>
+          <w:lang w:val="zh_TW" w:bidi="zh_TW"/>
+        </w:rPr>
+        <w:t>在19世紀，卡農 特里斯特拉姆（Canon Tristram）的報告中提到，他從阿拉伯人那裡聽聞，如果擠壓蛇頸部的某些神經，特別是眼鏡蛇，蛇就可能會喪失知覺，出現僵硬的痙攣。據說在這種狀態下，蛇會變得像棍子一樣。有些古老的圖畫似乎描繪了這個場景。特里斯特拉姆接著說，他個人並沒有觀察到這種現象。然而，近年來這種技術已經出現在電影中。這個現象可能與《出埃及記》記述人把杖變成蛇、又把蛇變成杖的故事有關。</w:t>
+      </w:r>
+    </w:p>
+    <w:p>
+      <w:pPr/>
+      <w:r>
+        <w:rPr>
+          <w:lang w:val="zh_TW" w:bidi="zh_TW"/>
+        </w:rPr>
+      </w:r>
+      <w:r>
+        <w:rPr>
+          <w:lang w:val="zh_TW" w:bidi="zh_TW"/>
+        </w:rPr>
+        <w:t>另參</w:t>
+      </w:r>
+      <w:hyperlink r:id="rId67">
+        <w:r>
+          <w:rPr>
+            <w:lang w:val="zh_TW" w:bidi="zh_TW"/>
+          </w:rPr>
+          <w:rPr>
+            <w:color w:val="0000EE"/>
+            <w:u w:val="single"/>
+          </w:rPr>
+          <w:t>4.4 眼鏡蛇 (cobra)</w:t>
+        </w:r>
+      </w:hyperlink>
+      <w:r>
+        <w:rPr>
+          <w:lang w:val="zh_TW" w:bidi="zh_TW"/>
+        </w:rPr>
+        <w:t xml:space="preserve"> 和</w:t>
+      </w:r>
+      <w:hyperlink r:id="rId68">
+        <w:r>
+          <w:rPr>
+            <w:lang w:val="zh_TW" w:bidi="zh_TW"/>
+          </w:rPr>
+          <w:rPr>
+            <w:color w:val="0000EE"/>
+            <w:u w:val="single"/>
+          </w:rPr>
+          <w:t>4.10 蝰蛇 (viper)</w:t>
+        </w:r>
+      </w:hyperlink>
+      <w:r>
+        <w:rPr>
+          <w:lang w:val="zh_TW" w:bidi="zh_TW"/>
+        </w:rPr>
+        <w:t xml:space="preserve"> 。</w:t>
+      </w:r>
+    </w:p>
+    <w:p>
+      <w:pPr>
+        <w:pStyle w:val="Heading2"/>
+      </w:pPr>
+      <w:r>
+        <w:rPr>
+          <w:lang w:val="zh_TW" w:bidi="zh_TW"/>
+        </w:rPr>
+        <w:t>描述</w:t>
+      </w:r>
+    </w:p>
+    <w:p>
+      <w:pPr/>
+      <w:r>
+        <w:rPr>
+          <w:lang w:val="zh_TW" w:bidi="zh_TW"/>
+        </w:rPr>
+      </w:r>
+      <w:r>
+        <w:rPr>
+          <w:lang w:val="zh_TW" w:bidi="zh_TW"/>
+        </w:rPr>
+        <w:t>沙漠岩蛇 (H. B. Tristram)</w:t>
+      </w:r>
+      <w:r>
+        <w:rPr>
+          <w:lang w:val="zh_TW" w:bidi="zh_TW"/>
+        </w:rPr>
+        <w:t>蛇是爬行動物，也就是說，蛇沒有控制血液溫度的內在機制，必須依靠太陽來調節。蛇沒有腿，因此要通過收縮皮膚同時移動肋骨，使身上的鱗片鈎住地面任何不規則的地方，才能蠕動或滑動前行。這種移動方式不是很明顯，因此在許多人看來，蛇的移動似乎很神奇，或者至少很神秘。另外，許多蛇都有毒，所以很多人，包括聖經時期的人，都對蛇有一種迷信般的恐懼。</w:t>
+      </w:r>
+    </w:p>
+    <w:p>
       <w:r>
         <w:drawing>
           <wp:inline xmlns:a="http://schemas.openxmlformats.org/drawingml/2006/main" xmlns:pic="http://schemas.openxmlformats.org/drawingml/2006/picture">
-            <wp:extent cx="6096000" cy="4064000"/>
+            <wp:extent cx="6096000" cy="3221182"/>
             <wp:docPr id="1" name="Picture 1"/>
             <wp:cNvGraphicFramePr>
               <a:graphicFrameLocks noChangeAspect="1"/>
@@ -1353,7 +1530,7 @@
                     <pic:cNvPicPr/>
                   </pic:nvPicPr>
                   <pic:blipFill>
-                    <a:blip r:embed="rId67"/>
+                    <a:blip r:embed="rId69"/>
                     <a:stretch>
                       <a:fillRect/>
                     </a:stretch>
@@ -1361,7 +1538,7 @@
                   <pic:spPr>
                     <a:xfrm>
                       <a:off x="0" y="0"/>
-                      <a:ext cx="6096000" cy="4064000"/>
+                      <a:ext cx="6096000" cy="3221182"/>
                     </a:xfrm>
                     <a:prstGeom prst="rect"/>
                   </pic:spPr>
@@ -1373,78 +1550,14 @@
       </w:r>
     </w:p>
     <w:p>
-      <w:pPr/>
-      <w:r>
-        <w:rPr>
-          <w:lang w:val="zh_TW" w:bidi="zh_TW"/>
-        </w:rPr>
-      </w:r>
-      <w:r>
-        <w:rPr>
-          <w:lang w:val="zh_TW" w:bidi="zh_TW"/>
-        </w:rPr>
-        <w:t>這裡的希伯來文和希臘文是通稱，包含所有蛇類。在</w:t>
-      </w:r>
-      <w:hyperlink r:id="rId35">
-        <w:r>
-          <w:rPr>
-            <w:lang w:val="zh_TW" w:bidi="zh_TW"/>
-          </w:rPr>
-          <w:rPr>
-            <w:color w:val="0000EE"/>
-            <w:u w:val="single"/>
-          </w:rPr>
-          <w:t>ISA 27:1</w:t>
-        </w:r>
-      </w:hyperlink>
-      <w:r>
-        <w:rPr>
-          <w:lang w:val="zh_TW" w:bidi="zh_TW"/>
-        </w:rPr>
-        <w:t xml:space="preserve"> ，有些學者把</w:t>
-      </w:r>
-      <w:r>
-        <w:rPr>
-          <w:i/>
-          <w:lang w:val="zh_TW" w:bidi="zh_TW"/>
-        </w:rPr>
-        <w:t>nachash</w:t>
-      </w:r>
-      <w:r>
-        <w:rPr>
-          <w:lang w:val="zh_TW" w:bidi="zh_TW"/>
-        </w:rPr>
-        <w:t xml:space="preserve"> 解釋為「爬行動物」或「龍」，而不是「蛇」。</w:t>
-      </w:r>
-      <w:r>
-        <w:rPr>
-          <w:lang w:val="zh_TW" w:bidi="zh_TW"/>
-        </w:rPr>
-        <w:t>NAB</w:t>
-      </w:r>
-      <w:r>
-        <w:rPr>
-          <w:lang w:val="zh_TW" w:bidi="zh_TW"/>
-        </w:rPr>
-        <w:t xml:space="preserve"> 在</w:t>
-      </w:r>
-      <w:hyperlink r:id="rId38">
-        <w:r>
-          <w:rPr>
-            <w:lang w:val="zh_TW" w:bidi="zh_TW"/>
-          </w:rPr>
-          <w:rPr>
-            <w:color w:val="0000EE"/>
-            <w:u w:val="single"/>
-          </w:rPr>
-          <w:t>JER 46:22</w:t>
-        </w:r>
-      </w:hyperlink>
-      <w:r>
-        <w:rPr>
-          <w:lang w:val="zh_TW" w:bidi="zh_TW"/>
-        </w:rPr>
-        <w:t xml:space="preserve"> 也作此解釋。</w:t>
+      <w:pPr>
+        <w:pStyle w:val="Heading2"/>
+      </w:pPr>
+      <w:r>
+        <w:rPr>
+          <w:lang w:val="zh_TW" w:bidi="zh_TW"/>
+        </w:rPr>
+        <w:t>特殊意義或象徵意義</w:t>
       </w:r>
     </w:p>
     <w:p>
@@ -1458,7 +1571,25 @@
         <w:rPr>
           <w:lang w:val="zh_TW" w:bidi="zh_TW"/>
         </w:rPr>
-        <w:t>在19世紀，卡農 特里斯特拉姆（Canon Tristram）的報告中提到，他從阿拉伯人那裡聽聞，如果擠壓蛇頸部的某些神經，特別是眼鏡蛇，蛇就可能會喪失知覺，出現僵硬的痙攣。據說在這種狀態下，蛇會變得像棍子一樣。有些古老的圖畫似乎描繪了這個場景。特里斯特拉姆接著說，他個人並沒有觀察到這種現象。然而，近年來這種技術已經出現在電影中。這個現象可能與《出埃及記》記述人把杖變成蛇、又把蛇變成杖的故事有關。</w:t>
+        <w:t>對聖經作者來說，蛇象徵潛伏著的、意料之外的危險。他們相信蛇的舌頭有毒，所以把蛇和謊言、欺騙、錯謬的教導聯繫在一起，作為魔鬼的一個縮影。在</w:t>
+      </w:r>
+      <w:hyperlink r:id="rId60">
+        <w:r>
+          <w:rPr>
+            <w:lang w:val="zh_TW" w:bidi="zh_TW"/>
+          </w:rPr>
+          <w:rPr>
+            <w:color w:val="0000EE"/>
+            <w:u w:val="single"/>
+          </w:rPr>
+          <w:t>REV 12:9</w:t>
+        </w:r>
+      </w:hyperlink>
+      <w:r>
+        <w:rPr>
+          <w:lang w:val="zh_TW" w:bidi="zh_TW"/>
+        </w:rPr>
+        <w:t xml:space="preserve"> ，魔鬼被描述為一條迷惑人的蛇。</w:t>
       </w:r>
     </w:p>
     <w:p>
@@ -1472,54 +1603,7 @@
         <w:rPr>
           <w:lang w:val="zh_TW" w:bidi="zh_TW"/>
         </w:rPr>
-        <w:t>另參</w:t>
-      </w:r>
-      <w:hyperlink r:id="rId68">
-        <w:r>
-          <w:rPr>
-            <w:lang w:val="zh_TW" w:bidi="zh_TW"/>
-          </w:rPr>
-          <w:rPr>
-            <w:color w:val="0000EE"/>
-            <w:u w:val="single"/>
-          </w:rPr>
-          <w:t>4.4 眼鏡蛇 (cobra)</w:t>
-        </w:r>
-      </w:hyperlink>
-      <w:r>
-        <w:rPr>
-          <w:lang w:val="zh_TW" w:bidi="zh_TW"/>
-        </w:rPr>
-        <w:t xml:space="preserve"> 和</w:t>
-      </w:r>
-      <w:hyperlink r:id="rId69">
-        <w:r>
-          <w:rPr>
-            <w:lang w:val="zh_TW" w:bidi="zh_TW"/>
-          </w:rPr>
-          <w:rPr>
-            <w:color w:val="0000EE"/>
-            <w:u w:val="single"/>
-          </w:rPr>
-          <w:t>4.10 蝰蛇 (viper)</w:t>
-        </w:r>
-      </w:hyperlink>
-      <w:r>
-        <w:rPr>
-          <w:lang w:val="zh_TW" w:bidi="zh_TW"/>
-        </w:rPr>
-        <w:t xml:space="preserve"> 。</w:t>
-      </w:r>
-    </w:p>
-    <w:p>
-      <w:pPr>
-        <w:pStyle w:val="Heading2"/>
-      </w:pPr>
-      <w:r>
-        <w:rPr>
-          <w:lang w:val="zh_TW" w:bidi="zh_TW"/>
-        </w:rPr>
-        <w:t>描述</w:t>
+        <w:t>此外，由於眼鏡蛇象徵埃及主要的女神明之一，所以蛇也有異教的含意。對埃及人來說，蛇象徵著長壽。在聖經的某些語境中，蛇是埃及的象徵。</w:t>
       </w:r>
     </w:p>
     <w:p>
@@ -1533,52 +1617,10 @@
         <w:rPr>
           <w:lang w:val="zh_TW" w:bidi="zh_TW"/>
         </w:rPr>
-        <w:t>沙漠岩蛇 (H. B. Tristram)</w:t>
-      </w:r>
-      <w:r>
-        <w:rPr>
-          <w:lang w:val="zh_TW" w:bidi="zh_TW"/>
-        </w:rPr>
-        <w:t>蛇是爬行動物，也就是說，蛇沒有控制血液溫度的內在機制，必須依靠太陽來調節。蛇沒有腿，因此要通過收縮皮膚同時移動肋骨，使身上的鱗片鈎住地面任何不規則的地方，才能蠕動或滑動前行。這種移動方式不是很明顯，因此在許多人看來，蛇的移動似乎很神奇，或者至少很神秘。另外，許多蛇都有毒，所以很多人，包括聖經時期的人，都對蛇有一種迷信般的恐懼。</w:t>
+        <w:t>在新約中，除了上文所述之外，蛇也象徵著狡詐。</w:t>
       </w:r>
     </w:p>
     <w:p>
-      <w:r>
-        <w:drawing>
-          <wp:inline xmlns:a="http://schemas.openxmlformats.org/drawingml/2006/main" xmlns:pic="http://schemas.openxmlformats.org/drawingml/2006/picture">
-            <wp:extent cx="1995054" cy="1054205"/>
-            <wp:docPr id="2" name="Picture 2"/>
-            <wp:cNvGraphicFramePr>
-              <a:graphicFrameLocks noChangeAspect="1"/>
-            </wp:cNvGraphicFramePr>
-            <a:graphic>
-              <a:graphicData uri="http://schemas.openxmlformats.org/drawingml/2006/picture">
-                <pic:pic>
-                  <pic:nvPicPr>
-                    <pic:cNvPr id="0" name="image.jpg"/>
-                    <pic:cNvPicPr/>
-                  </pic:nvPicPr>
-                  <pic:blipFill>
-                    <a:blip r:embed="rId70"/>
-                    <a:stretch>
-                      <a:fillRect/>
-                    </a:stretch>
-                  </pic:blipFill>
-                  <pic:spPr>
-                    <a:xfrm>
-                      <a:off x="0" y="0"/>
-                      <a:ext cx="1995054" cy="1054205"/>
-                    </a:xfrm>
-                    <a:prstGeom prst="rect"/>
-                  </pic:spPr>
-                </pic:pic>
-              </a:graphicData>
-            </a:graphic>
-          </wp:inline>
-        </w:drawing>
-      </w:r>
-    </w:p>
-    <w:p>
       <w:pPr>
         <w:pStyle w:val="Heading2"/>
       </w:pPr>
@@ -1586,7 +1628,7 @@
         <w:rPr>
           <w:lang w:val="zh_TW" w:bidi="zh_TW"/>
         </w:rPr>
-        <w:t>特殊意義或象徵意義</w:t>
+        <w:t>翻譯</w:t>
       </w:r>
     </w:p>
     <w:p>
@@ -1600,25 +1642,7 @@
         <w:rPr>
           <w:lang w:val="zh_TW" w:bidi="zh_TW"/>
         </w:rPr>
-        <w:t>對聖經作者來說，蛇象徵潛伏著的、意料之外的危險。他們相信蛇的舌頭有毒，所以把蛇和謊言、欺騙、錯謬的教導聯繫在一起，作為魔鬼的一個縮影。在</w:t>
-      </w:r>
-      <w:hyperlink r:id="rId60">
-        <w:r>
-          <w:rPr>
-            <w:lang w:val="zh_TW" w:bidi="zh_TW"/>
-          </w:rPr>
-          <w:rPr>
-            <w:color w:val="0000EE"/>
-            <w:u w:val="single"/>
-          </w:rPr>
-          <w:t>REV 12:9</w:t>
-        </w:r>
-      </w:hyperlink>
-      <w:r>
-        <w:rPr>
-          <w:lang w:val="zh_TW" w:bidi="zh_TW"/>
-        </w:rPr>
-        <w:t xml:space="preserve"> ，魔鬼被描述為一條迷惑人的蛇。</w:t>
+        <w:t>蛇遍佈世界各地，除了北半球和南半球的極地以外，因為那裡漫長而寒冷的冬天不適合蛇生存。在大多數語言中，蛇的總稱並不難找到。某些語言有兩個蛇的總稱：一個指蝮蛇／蝰蛇這一類，另一個指較長、較細的蛇，包括眼鏡蛇、曼巴蛇、巨蟒和紅尾蟒等。在大多數一般語境中，第二個總稱更加可取。</w:t>
       </w:r>
     </w:p>
     <w:p>
@@ -1632,7 +1656,7 @@
         <w:rPr>
           <w:lang w:val="zh_TW" w:bidi="zh_TW"/>
         </w:rPr>
-        <w:t>此外，由於眼鏡蛇象徵埃及主要的女神明之一，所以蛇也有異教的含意。對埃及人來說，蛇象徵著長壽。在聖經的某些語境中，蛇是埃及的象徵。</w:t>
+        <w:t>「火蛇」應該解作人被蛇咬傷之後的感覺，而不是指蛇的外表，因此可以譯成「像火一樣燒灼人的蛇」。</w:t>
       </w:r>
     </w:p>
     <w:p>
@@ -1642,22 +1666,23 @@
           <w:lang w:val="zh_TW" w:bidi="zh_TW"/>
         </w:rPr>
       </w:r>
-      <w:r>
-        <w:rPr>
-          <w:lang w:val="zh_TW" w:bidi="zh_TW"/>
-        </w:rPr>
-        <w:t>在新約中，除了上文所述之外，蛇也象徵著狡詐。</w:t>
-      </w:r>
-    </w:p>
-    <w:p>
-      <w:pPr>
-        <w:pStyle w:val="Heading2"/>
-      </w:pPr>
-      <w:r>
-        <w:rPr>
-          <w:lang w:val="zh_TW" w:bidi="zh_TW"/>
-        </w:rPr>
-        <w:t>翻譯</w:t>
+      <w:hyperlink r:id="rId38">
+        <w:r>
+          <w:rPr>
+            <w:lang w:val="zh_TW" w:bidi="zh_TW"/>
+          </w:rPr>
+          <w:rPr>
+            <w:color w:val="0000EE"/>
+            <w:u w:val="single"/>
+          </w:rPr>
+          <w:t>JER 46:22</w:t>
+        </w:r>
+      </w:hyperlink>
+      <w:r>
+        <w:rPr>
+          <w:lang w:val="zh_TW" w:bidi="zh_TW"/>
+        </w:rPr>
+        <w:t xml:space="preserve"> 的意思是：「她（埃及）將像一條後退的蛇那樣發出嘶嘶聲。」</w:t>
       </w:r>
     </w:p>
     <w:p>
@@ -1667,11 +1692,23 @@
           <w:lang w:val="zh_TW" w:bidi="zh_TW"/>
         </w:rPr>
       </w:r>
-      <w:r>
-        <w:rPr>
-          <w:lang w:val="zh_TW" w:bidi="zh_TW"/>
-        </w:rPr>
-        <w:t>蛇遍佈世界各地，除了北半球和南半球的極地以外，因為那裡漫長而寒冷的冬天不適合蛇生存。在大多數語言中，蛇的總稱並不難找到。某些語言有兩個蛇的總稱：一個指蝮蛇／蝰蛇這一類，另一個指較長、較細的蛇，包括眼鏡蛇、曼巴蛇、巨蟒和紅尾蟒等。在大多數一般語境中，第二個總稱更加可取。</w:t>
+      <w:hyperlink r:id="rId33">
+        <w:r>
+          <w:rPr>
+            <w:lang w:val="zh_TW" w:bidi="zh_TW"/>
+          </w:rPr>
+          <w:rPr>
+            <w:color w:val="0000EE"/>
+            <w:u w:val="single"/>
+          </w:rPr>
+          <w:t>ECC 10:11</w:t>
+        </w:r>
+      </w:hyperlink>
+      <w:r>
+        <w:rPr>
+          <w:lang w:val="zh_TW" w:bidi="zh_TW"/>
+        </w:rPr>
+        <w:t xml:space="preserve"> 的意思是：「尚未行法術，蛇若咬人，行法術的人就得不到什麼好處了。」</w:t>
       </w:r>
     </w:p>
     <w:p>
@@ -1685,7 +1722,98 @@
         <w:rPr>
           <w:lang w:val="zh_TW" w:bidi="zh_TW"/>
         </w:rPr>
-        <w:t>「火蛇」應該解作人被蛇咬傷之後的感覺，而不是指蛇的外表，因此可以譯成「像火一樣燒灼人的蛇」。</w:t>
+        <w:t>在大多數情況下，</w:t>
+      </w:r>
+      <w:r>
+        <w:rPr>
+          <w:i/>
+          <w:lang w:val="zh_TW" w:bidi="zh_TW"/>
+        </w:rPr>
+        <w:t>tanin</w:t>
+      </w:r>
+      <w:r>
+        <w:rPr>
+          <w:lang w:val="zh_TW" w:bidi="zh_TW"/>
+        </w:rPr>
+        <w:t xml:space="preserve"> 在</w:t>
+      </w:r>
+      <w:r>
+        <w:rPr>
+          <w:lang w:val="zh_TW" w:bidi="zh_TW"/>
+        </w:rPr>
+        <w:t>KJV</w:t>
+      </w:r>
+      <w:r>
+        <w:rPr>
+          <w:lang w:val="zh_TW" w:bidi="zh_TW"/>
+        </w:rPr>
+        <w:t xml:space="preserve"> 和</w:t>
+      </w:r>
+      <w:r>
+        <w:rPr>
+          <w:lang w:val="zh_TW" w:bidi="zh_TW"/>
+        </w:rPr>
+        <w:t>RSV</w:t>
+      </w:r>
+      <w:r>
+        <w:rPr>
+          <w:lang w:val="zh_TW" w:bidi="zh_TW"/>
+        </w:rPr>
+        <w:t xml:space="preserve"> 中被譯為"dragon"（「龍」）或"whale"（「鯨魚」），在其他版本中被譯為「海獸」。然而，在</w:t>
+      </w:r>
+      <w:hyperlink r:id="rId70">
+        <w:r>
+          <w:rPr>
+            <w:lang w:val="zh_TW" w:bidi="zh_TW"/>
+          </w:rPr>
+          <w:rPr>
+            <w:color w:val="0000EE"/>
+            <w:u w:val="single"/>
+          </w:rPr>
+          <w:t>EXO 7:0</w:t>
+        </w:r>
+      </w:hyperlink>
+      <w:r>
+        <w:rPr>
+          <w:lang w:val="zh_TW" w:bidi="zh_TW"/>
+        </w:rPr>
+        <w:t xml:space="preserve"> 、</w:t>
+      </w:r>
+      <w:hyperlink r:id="rId45">
+        <w:r>
+          <w:rPr>
+            <w:lang w:val="zh_TW" w:bidi="zh_TW"/>
+          </w:rPr>
+          <w:rPr>
+            <w:color w:val="0000EE"/>
+            <w:u w:val="single"/>
+          </w:rPr>
+          <w:t>DEU 32:33</w:t>
+        </w:r>
+      </w:hyperlink>
+      <w:r>
+        <w:rPr>
+          <w:lang w:val="zh_TW" w:bidi="zh_TW"/>
+        </w:rPr>
+        <w:t xml:space="preserve"> 和</w:t>
+      </w:r>
+      <w:hyperlink r:id="rId46">
+        <w:r>
+          <w:rPr>
+            <w:lang w:val="zh_TW" w:bidi="zh_TW"/>
+          </w:rPr>
+          <w:rPr>
+            <w:color w:val="0000EE"/>
+            <w:u w:val="single"/>
+          </w:rPr>
+          <w:t>PSA 91:13</w:t>
+        </w:r>
+      </w:hyperlink>
+      <w:r>
+        <w:rPr>
+          <w:lang w:val="zh_TW" w:bidi="zh_TW"/>
+        </w:rPr>
+        <w:t xml:space="preserve"> 中，該詞和另一個表示「蛇」的詞平行對應，英文譯本傳統譯為"serpent"或"snake"，《和》與《和修》均譯為「大蛇」。</w:t>
       </w:r>
     </w:p>
     <w:p>
@@ -1695,7 +1823,39 @@
           <w:lang w:val="zh_TW" w:bidi="zh_TW"/>
         </w:rPr>
       </w:r>
-      <w:hyperlink r:id="rId38">
+      <w:r>
+        <w:rPr>
+          <w:lang w:val="zh_TW" w:bidi="zh_TW"/>
+        </w:rPr>
+        <w:t>雖然</w:t>
+      </w:r>
+      <w:r>
+        <w:rPr>
+          <w:i/>
+          <w:lang w:val="zh_TW" w:bidi="zh_TW"/>
+        </w:rPr>
+        <w:t>tanin</w:t>
+      </w:r>
+      <w:r>
+        <w:rPr>
+          <w:lang w:val="zh_TW" w:bidi="zh_TW"/>
+        </w:rPr>
+        <w:t xml:space="preserve"> 可能是指一個海獸，但在上面提到的經文中，這個詞非常可能是指「蛇」。我們無法確定具體指的是哪種蛇，然而大多數學者認為，這個詞在上述語境中的意思和更常見的</w:t>
+      </w:r>
+      <w:r>
+        <w:rPr>
+          <w:i/>
+          <w:lang w:val="zh_TW" w:bidi="zh_TW"/>
+        </w:rPr>
+        <w:t>nachash</w:t>
+      </w:r>
+      <w:r>
+        <w:rPr>
+          <w:lang w:val="zh_TW" w:bidi="zh_TW"/>
+        </w:rPr>
+        <w:t xml:space="preserve"> 一詞相同。換句話說，這個詞是蛇的另一個總稱。另參</w:t>
+      </w:r>
+      <w:hyperlink r:id="rId71">
         <w:r>
           <w:rPr>
             <w:lang w:val="zh_TW" w:bidi="zh_TW"/>
@@ -1704,14 +1864,14 @@
             <w:color w:val="0000EE"/>
             <w:u w:val="single"/>
           </w:rPr>
-          <w:t>JER 46:22</w:t>
+          <w:t>7.2 龍、海獸 (dragon, sea monster)</w:t>
         </w:r>
       </w:hyperlink>
       <w:r>
         <w:rPr>
           <w:lang w:val="zh_TW" w:bidi="zh_TW"/>
         </w:rPr>
-        <w:t xml:space="preserve"> 的意思是：「她（埃及）將像一條後退的蛇那樣發出嘶嘶聲。」</w:t>
+        <w:t xml:space="preserve"> 。</w:t>
       </w:r>
     </w:p>
     <w:p>
@@ -1721,7 +1881,26 @@
           <w:lang w:val="zh_TW" w:bidi="zh_TW"/>
         </w:rPr>
       </w:r>
-      <w:hyperlink r:id="rId33">
+      <w:r>
+        <w:rPr>
+          <w:lang w:val="zh_TW" w:bidi="zh_TW"/>
+        </w:rPr>
+        <w:t>有猶太學者在《出埃及記》註釋書中提出了另外一種可能。他們注意到，雖然經文講到摩西的杖在曠野變成了一條</w:t>
+      </w:r>
+      <w:r>
+        <w:rPr>
+          <w:i/>
+          <w:lang w:val="zh_TW" w:bidi="zh_TW"/>
+        </w:rPr>
+        <w:t>nahash</w:t>
+      </w:r>
+      <w:r>
+        <w:rPr>
+          <w:lang w:val="zh_TW" w:bidi="zh_TW"/>
+        </w:rPr>
+        <w:t xml:space="preserve"> ，但是在尼羅河岸（</w:t>
+      </w:r>
+      <w:hyperlink r:id="rId70">
         <w:r>
           <w:rPr>
             <w:lang w:val="zh_TW" w:bidi="zh_TW"/>
@@ -1730,14 +1909,71 @@
             <w:color w:val="0000EE"/>
             <w:u w:val="single"/>
           </w:rPr>
-          <w:t>ECC 10:11</w:t>
+          <w:t>EXO 7:0</w:t>
         </w:r>
       </w:hyperlink>
       <w:r>
         <w:rPr>
           <w:lang w:val="zh_TW" w:bidi="zh_TW"/>
         </w:rPr>
-        <w:t xml:space="preserve"> 的意思是：「尚未行法術，蛇若咬人，行法術的人就得不到什麼好處了。」</w:t>
+        <w:t xml:space="preserve"> ），亞倫的杖卻是變成了一個</w:t>
+      </w:r>
+      <w:r>
+        <w:rPr>
+          <w:i/>
+          <w:lang w:val="zh_TW" w:bidi="zh_TW"/>
+        </w:rPr>
+        <w:t>tanin</w:t>
+      </w:r>
+      <w:r>
+        <w:rPr>
+          <w:lang w:val="zh_TW" w:bidi="zh_TW"/>
+        </w:rPr>
+        <w:t xml:space="preserve"> ，他們解釋這是指「鱷魚」。每一個神蹟都符合具體的情境：曠野中的蛇，河邊的鱷魚。其中一位學者還指出，在</w:t>
+      </w:r>
+      <w:hyperlink r:id="rId72">
+        <w:r>
+          <w:rPr>
+            <w:lang w:val="zh_TW" w:bidi="zh_TW"/>
+          </w:rPr>
+          <w:rPr>
+            <w:color w:val="0000EE"/>
+            <w:u w:val="single"/>
+          </w:rPr>
+          <w:t>EZK 29:3</w:t>
+        </w:r>
+      </w:hyperlink>
+      <w:r>
+        <w:rPr>
+          <w:lang w:val="zh_TW" w:bidi="zh_TW"/>
+        </w:rPr>
+        <w:t xml:space="preserve"> 中，法老被稱為「臥在自己江河中的大鱷魚」（「海怪」原文作</w:t>
+      </w:r>
+      <w:r>
+        <w:rPr>
+          <w:i/>
+          <w:lang w:val="zh_TW" w:bidi="zh_TW"/>
+        </w:rPr>
+        <w:t>tanim</w:t>
+      </w:r>
+      <w:r>
+        <w:rPr>
+          <w:lang w:val="zh_TW" w:bidi="zh_TW"/>
+        </w:rPr>
+        <w:t xml:space="preserve"> &lt; </w:t>
+      </w:r>
+      <w:r>
+        <w:rPr>
+          <w:i/>
+          <w:lang w:val="zh_TW" w:bidi="zh_TW"/>
+        </w:rPr>
+        <w:t>tanin</w:t>
+      </w:r>
+      <w:r>
+        <w:rPr>
+          <w:lang w:val="zh_TW" w:bidi="zh_TW"/>
+        </w:rPr>
+        <w:t xml:space="preserve"> ），而且埃及人過去是崇拜鱷魚的。雖然這種譯法未被任何一個譯本採用，但是仍應予以重視。</w:t>
       </w:r>
     </w:p>
     <w:p>
@@ -1751,46 +1987,22 @@
         <w:rPr>
           <w:lang w:val="zh_TW" w:bidi="zh_TW"/>
         </w:rPr>
-        <w:t>在大多數情況下，</w:t>
+        <w:t>希伯來文</w:t>
       </w:r>
       <w:r>
         <w:rPr>
           <w:i/>
           <w:lang w:val="zh_TW" w:bidi="zh_TW"/>
         </w:rPr>
-        <w:t>tanin</w:t>
-      </w:r>
-      <w:r>
-        <w:rPr>
-          <w:lang w:val="zh_TW" w:bidi="zh_TW"/>
-        </w:rPr>
-        <w:t xml:space="preserve"> 在</w:t>
-      </w:r>
-      <w:r>
-        <w:rPr>
-          <w:lang w:val="zh_TW" w:bidi="zh_TW"/>
-        </w:rPr>
-        <w:t>KJV</w:t>
-      </w:r>
-      <w:r>
-        <w:rPr>
-          <w:lang w:val="zh_TW" w:bidi="zh_TW"/>
-        </w:rPr>
-        <w:t xml:space="preserve"> 和</w:t>
-      </w:r>
-      <w:r>
-        <w:rPr>
-          <w:lang w:val="zh_TW" w:bidi="zh_TW"/>
-        </w:rPr>
-        <w:t>RSV</w:t>
-      </w:r>
-      <w:r>
-        <w:rPr>
-          <w:lang w:val="zh_TW" w:bidi="zh_TW"/>
-        </w:rPr>
-        <w:t xml:space="preserve"> 中被譯為"dragon"（「龍」）或"whale"（「鯨魚」），在其他版本中被譯為「海獸」。然而，在</w:t>
-      </w:r>
-      <w:hyperlink r:id="rId71">
+        <w:t>qipoz</w:t>
+      </w:r>
+      <w:r>
+        <w:rPr>
+          <w:lang w:val="zh_TW" w:bidi="zh_TW"/>
+        </w:rPr>
+        <w:t xml:space="preserve"> 只出現在</w:t>
+      </w:r>
+      <w:hyperlink r:id="rId73">
         <w:r>
           <w:rPr>
             <w:lang w:val="zh_TW" w:bidi="zh_TW"/>
@@ -1799,347 +2011,106 @@
             <w:color w:val="0000EE"/>
             <w:u w:val="single"/>
           </w:rPr>
-          <w:t>EXO 7:0</w:t>
+          <w:t>ISA 34:15</w:t>
         </w:r>
       </w:hyperlink>
       <w:r>
         <w:rPr>
           <w:lang w:val="zh_TW" w:bidi="zh_TW"/>
         </w:rPr>
-        <w:t xml:space="preserve"> 、</w:t>
-      </w:r>
-      <w:hyperlink r:id="rId45">
-        <w:r>
-          <w:rPr>
-            <w:lang w:val="zh_TW" w:bidi="zh_TW"/>
-          </w:rPr>
-          <w:rPr>
-            <w:color w:val="0000EE"/>
-            <w:u w:val="single"/>
-          </w:rPr>
-          <w:t>DEU 32:33</w:t>
-        </w:r>
-      </w:hyperlink>
-      <w:r>
-        <w:rPr>
-          <w:lang w:val="zh_TW" w:bidi="zh_TW"/>
-        </w:rPr>
-        <w:t xml:space="preserve"> 和</w:t>
-      </w:r>
-      <w:hyperlink r:id="rId46">
-        <w:r>
-          <w:rPr>
-            <w:lang w:val="zh_TW" w:bidi="zh_TW"/>
-          </w:rPr>
-          <w:rPr>
-            <w:color w:val="0000EE"/>
-            <w:u w:val="single"/>
-          </w:rPr>
-          <w:t>PSA 91:13</w:t>
-        </w:r>
-      </w:hyperlink>
-      <w:r>
-        <w:rPr>
-          <w:lang w:val="zh_TW" w:bidi="zh_TW"/>
-        </w:rPr>
-        <w:t xml:space="preserve"> 中，該詞和另一個表示「蛇」的詞平行對應，英文譯本傳統譯為"serpent"或"snake"，《和》與《和修》均譯為「大蛇」。</w:t>
-      </w:r>
-    </w:p>
-    <w:p>
-      <w:pPr/>
-      <w:r>
-        <w:rPr>
-          <w:lang w:val="zh_TW" w:bidi="zh_TW"/>
-        </w:rPr>
-      </w:r>
-      <w:r>
-        <w:rPr>
-          <w:lang w:val="zh_TW" w:bidi="zh_TW"/>
-        </w:rPr>
-        <w:t>雖然</w:t>
+        <w:t xml:space="preserve"> 中，意思不確定，有些學者將其與蛇聯繫在一起。ERV 譯為"arrowsnake"（「箭蛇」），</w:t>
+      </w:r>
+      <w:r>
+        <w:rPr>
+          <w:lang w:val="zh_TW" w:bidi="zh_TW"/>
+        </w:rPr>
+        <w:t>JB</w:t>
+      </w:r>
+      <w:r>
+        <w:rPr>
+          <w:lang w:val="zh_TW" w:bidi="zh_TW"/>
+        </w:rPr>
+        <w:t xml:space="preserve"> 譯為"viper"（「蝰蛇」）。奇怪的是，"arrowsnake"這個名稱之所以和</w:t>
       </w:r>
       <w:r>
         <w:rPr>
           <w:i/>
           <w:lang w:val="zh_TW" w:bidi="zh_TW"/>
         </w:rPr>
-        <w:t>tanin</w:t>
-      </w:r>
-      <w:r>
-        <w:rPr>
-          <w:lang w:val="zh_TW" w:bidi="zh_TW"/>
-        </w:rPr>
-        <w:t xml:space="preserve"> 可能是指一個海獸，但在上面提到的經文中，這個詞非常可能是指「蛇」。我們無法確定具體指的是哪種蛇，然而大多數學者認為，這個詞在上述語境中的意思和更常見的</w:t>
+        <w:t>qipoz</w:t>
+      </w:r>
+      <w:r>
+        <w:rPr>
+          <w:lang w:val="zh_TW" w:bidi="zh_TW"/>
+        </w:rPr>
+        <w:t xml:space="preserve"> 聯繫在一起，是因為據說這個希伯來文詞語是由「跳躍」這個動詞</w:t>
       </w:r>
       <w:r>
         <w:rPr>
           <w:i/>
           <w:lang w:val="zh_TW" w:bidi="zh_TW"/>
         </w:rPr>
-        <w:t>nachash</w:t>
-      </w:r>
-      <w:r>
-        <w:rPr>
-          <w:lang w:val="zh_TW" w:bidi="zh_TW"/>
-        </w:rPr>
-        <w:t xml:space="preserve"> 一詞相同。換句話說，這個詞是蛇的另一個總稱。另參</w:t>
-      </w:r>
-      <w:hyperlink r:id="rId72">
-        <w:r>
-          <w:rPr>
-            <w:lang w:val="zh_TW" w:bidi="zh_TW"/>
-          </w:rPr>
-          <w:rPr>
-            <w:color w:val="0000EE"/>
-            <w:u w:val="single"/>
-          </w:rPr>
-          <w:t>7.2 龍、海獸 (dragon, sea monster)</w:t>
-        </w:r>
-      </w:hyperlink>
-      <w:r>
-        <w:rPr>
-          <w:lang w:val="zh_TW" w:bidi="zh_TW"/>
-        </w:rPr>
-        <w:t xml:space="preserve"> 。</w:t>
-      </w:r>
-    </w:p>
-    <w:p>
-      <w:pPr/>
-      <w:r>
-        <w:rPr>
-          <w:lang w:val="zh_TW" w:bidi="zh_TW"/>
-        </w:rPr>
-      </w:r>
-      <w:r>
-        <w:rPr>
-          <w:lang w:val="zh_TW" w:bidi="zh_TW"/>
-        </w:rPr>
-        <w:t>有猶太學者在《出埃及記》註釋書中提出了另外一種可能。他們注意到，雖然經文講到摩西的杖在曠野變成了一條</w:t>
+        <w:t>qafaz</w:t>
+      </w:r>
+      <w:r>
+        <w:rPr>
+          <w:lang w:val="zh_TW" w:bidi="zh_TW"/>
+        </w:rPr>
+        <w:t xml:space="preserve"> （</w:t>
       </w:r>
       <w:r>
         <w:rPr>
           <w:i/>
           <w:lang w:val="zh_TW" w:bidi="zh_TW"/>
         </w:rPr>
-        <w:t>nahash</w:t>
-      </w:r>
-      <w:r>
-        <w:rPr>
-          <w:lang w:val="zh_TW" w:bidi="zh_TW"/>
-        </w:rPr>
-        <w:t xml:space="preserve"> ，但是在尼羅河岸（</w:t>
-      </w:r>
-      <w:hyperlink r:id="rId71">
-        <w:r>
-          <w:rPr>
-            <w:lang w:val="zh_TW" w:bidi="zh_TW"/>
-          </w:rPr>
-          <w:rPr>
-            <w:color w:val="0000EE"/>
-            <w:u w:val="single"/>
-          </w:rPr>
-          <w:t>EXO 7:0</w:t>
-        </w:r>
-      </w:hyperlink>
-      <w:r>
-        <w:rPr>
-          <w:lang w:val="zh_TW" w:bidi="zh_TW"/>
-        </w:rPr>
-        <w:t xml:space="preserve"> ），亞倫的杖卻是變成了一個</w:t>
+        <w:t>qafats</w:t>
+      </w:r>
+      <w:r>
+        <w:rPr>
+          <w:lang w:val="zh_TW" w:bidi="zh_TW"/>
+        </w:rPr>
+        <w:t xml:space="preserve"> ）衍生來的。《聖經中的動物和植物》（</w:t>
       </w:r>
       <w:r>
         <w:rPr>
           <w:i/>
           <w:lang w:val="zh_TW" w:bidi="zh_TW"/>
         </w:rPr>
-        <w:t>tanin</w:t>
-      </w:r>
-      <w:r>
-        <w:rPr>
-          <w:lang w:val="zh_TW" w:bidi="zh_TW"/>
-        </w:rPr>
-        <w:t xml:space="preserve"> ，他們解釋這是指「鱷魚」。每一個神蹟都符合具體的情境：曠野中的蛇，河邊的鱷魚。其中一位學者還指出，在</w:t>
-      </w:r>
-      <w:hyperlink r:id="rId73">
-        <w:r>
-          <w:rPr>
-            <w:lang w:val="zh_TW" w:bidi="zh_TW"/>
-          </w:rPr>
-          <w:rPr>
-            <w:color w:val="0000EE"/>
-            <w:u w:val="single"/>
-          </w:rPr>
-          <w:t>EZK 29:3</w:t>
-        </w:r>
-      </w:hyperlink>
-      <w:r>
-        <w:rPr>
-          <w:lang w:val="zh_TW" w:bidi="zh_TW"/>
-        </w:rPr>
-        <w:t xml:space="preserve"> 中，法老被稱為「臥在自己江河中的大鱷魚」（「海怪」原文作</w:t>
+        <w:t>Fauna and Flora of the Bible</w:t>
+      </w:r>
+      <w:r>
+        <w:rPr>
+          <w:lang w:val="zh_TW" w:bidi="zh_TW"/>
+        </w:rPr>
+        <w:t xml:space="preserve"> ）甚至提供了這個說明：「箭蛇能把自己的身體向後盤繞，然後像箭一樣向前飛躍，或者從樹上躍起。」事實上，箭蛇（學名</w:t>
       </w:r>
       <w:r>
         <w:rPr>
           <w:i/>
           <w:lang w:val="zh_TW" w:bidi="zh_TW"/>
         </w:rPr>
-        <w:t>tanim</w:t>
-      </w:r>
-      <w:r>
-        <w:rPr>
-          <w:lang w:val="zh_TW" w:bidi="zh_TW"/>
-        </w:rPr>
-        <w:t xml:space="preserve"> &lt; </w:t>
+        <w:t>Eryx jaculus</w:t>
+      </w:r>
+      <w:r>
+        <w:rPr>
+          <w:lang w:val="zh_TW" w:bidi="zh_TW"/>
+        </w:rPr>
+        <w:t xml:space="preserve"> ）更準確的名字是標槍沙蟒，並且叫這個名字不是因為牠能跳躍，而是因為牠的頭很小，以致很難和牠的細尾巴區分；也就是說，牠的身體比較粗壯，兩端是尖的，就像標槍一樣。標槍沙蟒屬於一種稱為大蟒的蛇類，這類蛇會緊緊纏住獵物，使獵物窒息而死。箭蛇棲息在沙子和岩石中間，而不是樹上，爬行緩慢，長約75厘米（30英吋）。然而，這節經文的語境，以及該節中的詩歌體平行句所用的詞語，都有力地表明，把</w:t>
       </w:r>
       <w:r>
         <w:rPr>
           <w:i/>
           <w:lang w:val="zh_TW" w:bidi="zh_TW"/>
         </w:rPr>
-        <w:t>tanin</w:t>
-      </w:r>
-      <w:r>
-        <w:rPr>
-          <w:lang w:val="zh_TW" w:bidi="zh_TW"/>
-        </w:rPr>
-        <w:t xml:space="preserve"> ），而且埃及人過去是崇拜鱷魚的。雖然這種譯法未被任何一個譯本採用，但是仍應予以重視。</w:t>
-      </w:r>
-    </w:p>
-    <w:p>
-      <w:pPr/>
-      <w:r>
-        <w:rPr>
-          <w:lang w:val="zh_TW" w:bidi="zh_TW"/>
-        </w:rPr>
-      </w:r>
-      <w:r>
-        <w:rPr>
-          <w:lang w:val="zh_TW" w:bidi="zh_TW"/>
-        </w:rPr>
-        <w:t>希伯來文</w:t>
-      </w:r>
-      <w:r>
-        <w:rPr>
-          <w:i/>
-          <w:lang w:val="zh_TW" w:bidi="zh_TW"/>
-        </w:rPr>
         <w:t>qipoz</w:t>
       </w:r>
       <w:r>
         <w:rPr>
           <w:lang w:val="zh_TW" w:bidi="zh_TW"/>
         </w:rPr>
-        <w:t xml:space="preserve"> 只出現在</w:t>
+        <w:t xml:space="preserve"> 解釋為一種鳥是更恰當的。參</w:t>
       </w:r>
       <w:hyperlink r:id="rId74">
-        <w:r>
-          <w:rPr>
-            <w:lang w:val="zh_TW" w:bidi="zh_TW"/>
-          </w:rPr>
-          <w:rPr>
-            <w:color w:val="0000EE"/>
-            <w:u w:val="single"/>
-          </w:rPr>
-          <w:t>ISA 34:15</w:t>
-        </w:r>
-      </w:hyperlink>
-      <w:r>
-        <w:rPr>
-          <w:lang w:val="zh_TW" w:bidi="zh_TW"/>
-        </w:rPr>
-        <w:t xml:space="preserve"> 中，意思不確定，有些學者將其與蛇聯繫在一起。ERV 譯為"arrowsnake"（「箭蛇」），</w:t>
-      </w:r>
-      <w:r>
-        <w:rPr>
-          <w:lang w:val="zh_TW" w:bidi="zh_TW"/>
-        </w:rPr>
-        <w:t>JB</w:t>
-      </w:r>
-      <w:r>
-        <w:rPr>
-          <w:lang w:val="zh_TW" w:bidi="zh_TW"/>
-        </w:rPr>
-        <w:t xml:space="preserve"> 譯為"viper"（「蝰蛇」）。奇怪的是，"arrowsnake"這個名稱之所以和</w:t>
-      </w:r>
-      <w:r>
-        <w:rPr>
-          <w:i/>
-          <w:lang w:val="zh_TW" w:bidi="zh_TW"/>
-        </w:rPr>
-        <w:t>qipoz</w:t>
-      </w:r>
-      <w:r>
-        <w:rPr>
-          <w:lang w:val="zh_TW" w:bidi="zh_TW"/>
-        </w:rPr>
-        <w:t xml:space="preserve"> 聯繫在一起，是因為據說這個希伯來文詞語是由「跳躍」這個動詞</w:t>
-      </w:r>
-      <w:r>
-        <w:rPr>
-          <w:i/>
-          <w:lang w:val="zh_TW" w:bidi="zh_TW"/>
-        </w:rPr>
-        <w:t>qafaz</w:t>
-      </w:r>
-      <w:r>
-        <w:rPr>
-          <w:lang w:val="zh_TW" w:bidi="zh_TW"/>
-        </w:rPr>
-        <w:t xml:space="preserve"> （</w:t>
-      </w:r>
-      <w:r>
-        <w:rPr>
-          <w:i/>
-          <w:lang w:val="zh_TW" w:bidi="zh_TW"/>
-        </w:rPr>
-        <w:t>qafats</w:t>
-      </w:r>
-      <w:r>
-        <w:rPr>
-          <w:lang w:val="zh_TW" w:bidi="zh_TW"/>
-        </w:rPr>
-        <w:t xml:space="preserve"> ）衍生來的。《聖經中的動物和植物》（</w:t>
-      </w:r>
-      <w:r>
-        <w:rPr>
-          <w:i/>
-          <w:lang w:val="zh_TW" w:bidi="zh_TW"/>
-        </w:rPr>
-        <w:t>Fauna and Flora of the Bible</w:t>
-      </w:r>
-      <w:r>
-        <w:rPr>
-          <w:lang w:val="zh_TW" w:bidi="zh_TW"/>
-        </w:rPr>
-        <w:t xml:space="preserve"> ）甚至提供了這個說明：「箭蛇能把自己的身體向後盤繞，然後像箭一樣向前飛躍，或者從樹上躍起。」事實上，箭蛇（學名</w:t>
-      </w:r>
-      <w:r>
-        <w:rPr>
-          <w:i/>
-          <w:lang w:val="zh_TW" w:bidi="zh_TW"/>
-        </w:rPr>
-        <w:t>Eryx jaculus</w:t>
-      </w:r>
-      <w:r>
-        <w:rPr>
-          <w:lang w:val="zh_TW" w:bidi="zh_TW"/>
-        </w:rPr>
-        <w:t xml:space="preserve"> ）更準確的名字是標槍沙蟒，並且叫這個名字不是因為牠能跳躍，而是因為牠的頭很小，以致很難和牠的細尾巴區分；也就是說，牠的身體比較粗壯，兩端是尖的，就像標槍一樣。標槍沙蟒屬於一種稱為大蟒的蛇類，這類蛇會緊緊纏住獵物，使獵物窒息而死。箭蛇棲息在沙子和岩石中間，而不是樹上，爬行緩慢，長約75厘米（30英吋）。然而，這節經文的語境，以及該節中的詩歌體平行句所用的詞語，都有力地表明，把</w:t>
-      </w:r>
-      <w:r>
-        <w:rPr>
-          <w:i/>
-          <w:lang w:val="zh_TW" w:bidi="zh_TW"/>
-        </w:rPr>
-        <w:t>qipoz</w:t>
-      </w:r>
-      <w:r>
-        <w:rPr>
-          <w:lang w:val="zh_TW" w:bidi="zh_TW"/>
-        </w:rPr>
-        <w:t xml:space="preserve"> 解釋為一種鳥是更恰當的。參</w:t>
-      </w:r>
-      <w:hyperlink r:id="rId75">
         <w:r>
           <w:rPr>
             <w:lang w:val="zh_TW" w:bidi="zh_TW"/>
